--- a/ky/discovery-articles/2.4 Ньютон механикасы.docx
+++ b/ky/discovery-articles/2.4 Ньютон механикасы.docx
@@ -4,527 +4,350 @@
   <w:body>
     <w:p>
       <w:pPr>
-        <w:keepNext/>
-        <w:spacing w:before="280" w:after="120"/>
+        <w:pStyle w:val="Title"/>
+        <w:widowControl/>
       </w:pPr>
       <w:r>
-        <w:rPr>
-          <w:rFonts w:ascii="Calibri" w:hAnsi="Calibri" w:eastAsia="Calibri"/>
-          <w:b/>
-          <w:i w:val="0"/>
-          <w:color w:val="004E8C"/>
-          <w:sz w:val="44"/>
-        </w:rPr>
         <w:t>2.4 Ньютон механикасы</w:t>
       </w:r>
     </w:p>
     <w:p>
       <w:pPr>
-        <w:spacing w:after="80"/>
+        <w:keepNext/>
+        <w:widowControl/>
       </w:pPr>
       <w:r>
         <w:rPr>
-          <w:rFonts w:ascii="Calibri" w:hAnsi="Calibri" w:eastAsia="Calibri"/>
-          <w:b w:val="0"/>
-          <w:i/>
-          <w:color w:val="505050"/>
-          <w:sz w:val="22"/>
+          <w:sz w:val="20"/>
         </w:rPr>
-        <w:t>2. Билим, илим жана өлчөө</w:t>
-      </w:r>
-    </w:p>
-    <w:p>
-      <w:pPr>
-        <w:spacing w:after="200"/>
-      </w:pPr>
-      <w:r>
-        <w:rPr>
-          <w:rFonts w:ascii="Calibri" w:hAnsi="Calibri" w:eastAsia="Calibri"/>
-          <w:b w:val="0"/>
-          <w:i/>
-          <w:sz w:val="22"/>
-        </w:rPr>
-        <w:t>Мезгил: 1687-жыл (Principia Mathematica жарык көргөн) | Негизги өкүл: Исаак Ньютон</w:t>
-      </w:r>
-    </w:p>
-    <w:p>
-      <w:pPr>
-        <w:spacing w:after="160" w:line="276" w:lineRule="auto"/>
-      </w:pPr>
-      <w:r>
-        <w:rPr>
-          <w:rFonts w:ascii="Calibri" w:hAnsi="Calibri" w:eastAsia="Calibri"/>
-          <w:b w:val="0"/>
-          <w:i w:val="0"/>
-          <w:sz w:val="22"/>
-        </w:rPr>
-        <w:t>Ньютон механикасы нерселердин кыймылын жана тартылуу күчүнүн таасирин түшүндүргөн мыйзамдардын тутуму. 1687-жылы жарыяланган бул теория планетанын жүрүшүн да, машинанын ишин да бир эле математика менен алдын ала эсептөөгө жол ачкан.</w:t>
+        <w:t>2. Таанып-билүү, илим жана өлчөө</w:t>
       </w:r>
     </w:p>
     <w:p>
       <w:pPr>
         <w:keepNext/>
-        <w:spacing w:before="240" w:after="120"/>
+        <w:widowControl/>
       </w:pPr>
       <w:r>
         <w:rPr>
-          <w:rFonts w:ascii="Calibri" w:hAnsi="Calibri" w:eastAsia="Calibri"/>
-          <w:b/>
-          <w:i w:val="0"/>
-          <w:color w:val="004E8C"/>
-          <w:sz w:val="28"/>
+          <w:sz w:val="20"/>
         </w:rPr>
-        <w:t>Негизги фактылар</w:t>
+        <w:t>Мезгил: 1687-жыл (Principia Mathematica эмгегинин жарыяланышы) | Негизги салым кошкон окумуштуу: Исаак Ньютон</w:t>
+      </w:r>
+    </w:p>
+    <w:p>
+      <w:pPr>
+        <w:widowControl/>
+      </w:pPr>
+      <w:r>
+        <w:t>Ньютон механикасы нерселердин кыймылын жана тартылуу күчүн сүрөттөгөн мыйзамдардан турат. 1687-жылы жарыяланган бул система планеталардын да, машиналардын да кыймылын бир эле математика менен алдын ала эсептөөгө жол ачкан.</w:t>
+      </w:r>
+    </w:p>
+    <w:p>
+      <w:pPr>
+        <w:pStyle w:val="Heading1"/>
+        <w:widowControl/>
+      </w:pPr>
+      <w:r>
+        <w:t>Негизги маалыматтар</w:t>
       </w:r>
     </w:p>
     <w:p>
       <w:pPr>
         <w:pStyle w:val="ListBullet"/>
+        <w:widowControl/>
       </w:pPr>
       <w:r>
-        <w:rPr>
-          <w:rFonts w:ascii="Calibri" w:hAnsi="Calibri" w:eastAsia="Calibri"/>
-          <w:b w:val="0"/>
-          <w:i w:val="0"/>
-          <w:sz w:val="22"/>
-        </w:rPr>
-        <w:t>Исаак Ньютондун Principia эмгеги 1687-жылы жарык көргөн</w:t>
+        <w:t>Исаак Ньютондун Principia эмгеги 1687-жылы чыккан.</w:t>
       </w:r>
     </w:p>
     <w:p>
       <w:pPr>
         <w:pStyle w:val="ListBullet"/>
+        <w:widowControl/>
       </w:pPr>
       <w:r>
-        <w:rPr>
-          <w:rFonts w:ascii="Calibri" w:hAnsi="Calibri" w:eastAsia="Calibri"/>
-          <w:b w:val="0"/>
-          <w:i w:val="0"/>
-          <w:sz w:val="22"/>
-        </w:rPr>
-        <w:t>Анын өзөгүн кыймылдын үч мыйзамы жана бүткүл дүйнөлүк тартылуу мыйзамы түзөт</w:t>
+        <w:t>Анын өзөгүн кыймылдын үч мыйзамы жана бүткүл дүйнөлүк тартылуу мыйзамы түзөт.</w:t>
       </w:r>
     </w:p>
     <w:p>
       <w:pPr>
         <w:pStyle w:val="ListBullet"/>
+        <w:widowControl/>
       </w:pPr>
       <w:r>
-        <w:rPr>
-          <w:rFonts w:ascii="Calibri" w:hAnsi="Calibri" w:eastAsia="Calibri"/>
-          <w:b w:val="0"/>
-          <w:i w:val="0"/>
-          <w:sz w:val="22"/>
-        </w:rPr>
-        <w:t>Бир эле эрежелер жерге түшкөн алмага да, орбитадагы Айга да колдонулат</w:t>
+        <w:t>Бир эле эрежелер түшкөн алмага да, орбитадагы жандоочуга да колдонулат.</w:t>
       </w:r>
     </w:p>
     <w:p>
       <w:pPr>
         <w:pStyle w:val="ListBullet"/>
+        <w:widowControl/>
       </w:pPr>
       <w:r>
-        <w:rPr>
-          <w:rFonts w:ascii="Calibri" w:hAnsi="Calibri" w:eastAsia="Calibri"/>
-          <w:b w:val="0"/>
-          <w:i w:val="0"/>
-          <w:sz w:val="22"/>
-        </w:rPr>
-        <w:t>Лейбниц да өз алдынча иштеп чыккан математикалык анализ өзгөрүп турган чоңдуктарды сүрөттөгөн тилди берген</w:t>
+        <w:t>Өзгөрмө чоңдуктарды эсептөөчү математикалык анализ бул теориянын тилин берген; Лейбниц аны өз алдынча да иштеп чыккан.</w:t>
       </w:r>
     </w:p>
     <w:p>
       <w:pPr>
         <w:pStyle w:val="ListBullet"/>
+        <w:widowControl/>
       </w:pPr>
       <w:r>
-        <w:rPr>
-          <w:rFonts w:ascii="Calibri" w:hAnsi="Calibri" w:eastAsia="Calibri"/>
-          <w:b w:val="0"/>
-          <w:i w:val="0"/>
-          <w:sz w:val="22"/>
-        </w:rPr>
-        <w:t>Кийин Эйнштейн тартылуу теориясын тактаган, бирок инженердик эсептин көбү дагы эле Ньютон мыйзамдары менен жүргүзүлөт</w:t>
+        <w:t>Кийин Эйнштейн тартылуунун түшүндүрмөсүн тактаган, бирок инженериянын көбү дагы эле Ньютондун мыйзамдарын колдонот.</w:t>
       </w:r>
     </w:p>
     <w:p>
       <w:pPr>
-        <w:keepNext/>
-        <w:spacing w:before="240" w:after="120"/>
+        <w:pStyle w:val="Heading1"/>
+        <w:widowControl/>
       </w:pPr>
       <w:r>
-        <w:rPr>
-          <w:rFonts w:ascii="Calibri" w:hAnsi="Calibri" w:eastAsia="Calibri"/>
-          <w:b/>
-          <w:i w:val="0"/>
-          <w:color w:val="004E8C"/>
-          <w:sz w:val="28"/>
-        </w:rPr>
-        <w:t>Бул эмне</w:t>
+        <w:t>Бул эмне?</w:t>
       </w:r>
     </w:p>
     <w:p>
       <w:pPr>
-        <w:spacing w:after="160" w:line="276" w:lineRule="auto"/>
+        <w:widowControl/>
       </w:pPr>
       <w:r>
-        <w:rPr>
-          <w:rFonts w:ascii="Calibri" w:hAnsi="Calibri" w:eastAsia="Calibri"/>
-          <w:b w:val="0"/>
-          <w:i w:val="0"/>
-          <w:sz w:val="22"/>
-        </w:rPr>
-        <w:t>Ньютон механикасы — кыймыл тууралуу теория. Ага ылайык, сырттан күч таасир этпесе нерсе ылдамдыгын жана багытын сактайт; күч масса менен ылдамдануунун көбөйтүндүсүнө барабар; ар бир аракетке чоңдугу бирдей, багыты карама-каршы жооп аракет болот. Ньютондун түшүнүгүндө тартылуу — массалардын ортосундагы күч жана аралык эки эсе артса, ал төрт эсе азаят. Жөнөкөй айтканда, ташты жерге түшүргөн эрежелер Айды да өз жолунда кармап турат.</w:t>
+        <w:t>Ньютон механикасы — кыймыл теориясы. Ага ылайык, күч таасир этпесе, нерсе ылдамдыгын жана багытын сактайт; күч масса менен ылдамдануунун көбөйтүндүсүнө барабар; ар бир аракетке чоңдугу тең, багыты карама-каршы каршы аракет болот. Ньютондун сүрөттөөсүндө гравитация — массалардын бири-бирин тартышы; аралык чоңойгон сайын ал аралыктын квадратына жараша начарлайт. Жөнөкөй айтканда, ташты түшүргөн эрежелер Айдын өз жолунда жүрүшүн да түшүндүрөт.</w:t>
       </w:r>
     </w:p>
     <w:p>
       <w:pPr>
-        <w:keepNext/>
-        <w:spacing w:before="240" w:after="120"/>
+        <w:pStyle w:val="Heading1"/>
+        <w:widowControl/>
       </w:pPr>
       <w:r>
-        <w:rPr>
-          <w:rFonts w:ascii="Calibri" w:hAnsi="Calibri" w:eastAsia="Calibri"/>
-          <w:b/>
-          <w:i w:val="0"/>
-          <w:color w:val="004E8C"/>
-          <w:sz w:val="28"/>
-        </w:rPr>
-        <w:t>Аны ким ачкан же ойлоп тапкан</w:t>
+        <w:t xml:space="preserve">Ким ойлоп тапкан</w:t>
       </w:r>
     </w:p>
     <w:p>
       <w:pPr>
-        <w:spacing w:after="160" w:line="276" w:lineRule="auto"/>
+        <w:widowControl/>
       </w:pPr>
       <w:r>
-        <w:rPr>
-          <w:rFonts w:ascii="Calibri" w:hAnsi="Calibri" w:eastAsia="Calibri"/>
-          <w:b w:val="0"/>
-          <w:i w:val="0"/>
-          <w:sz w:val="22"/>
-        </w:rPr>
-        <w:t>Англияда иштеген Исаак Ньютон бул идеяларды Philosophiae Naturalis Principia Mathematica (1687) эмгегинде бириктирген. Ал Галилейдин тажрыйбаларына, Кеплердин планеталар тууралуу мыйзамдарына жана астрономдор коомунун эмгегине таянган. Готфрид Вильгельм Лейбниц өзгөрүп турган чоңдуктардын математикасы болгон анализдин өз нускасын өз алдынча иштеп чыккан. Ньютон жалгыз иштеген эмес, бирок асман менен Жерди бирдиктүү тутумда түшүндүргөн.</w:t>
+        <w:t>Англияда иштеген Исаак Ньютон бул идеяларды 1687-жылы Philosophiae Naturalis Principia Mathematica — «Табият философиясынын математикалык негиздери» — эмгегине бириктирген. Ал Галилейдин тажрыйбаларына, Кеплердин планеталык мыйзамдарына жана астрономдор коомунун иштерине таянган. Готфрид Вильгельм Лейбниц өзгөргөн чоңдуктарды эсептөөнүн математикалык ыкмасын өз алдынча иштеп чыккан. Ньютон жалгыз иштеген эмес, бирок асман менен Жерди бир системада түшүндүргөн.</w:t>
       </w:r>
     </w:p>
     <w:p>
       <w:pPr>
-        <w:keepNext/>
-        <w:spacing w:before="240" w:after="120"/>
+        <w:pStyle w:val="Heading1"/>
+        <w:widowControl/>
       </w:pPr>
       <w:r>
-        <w:rPr>
-          <w:rFonts w:ascii="Calibri" w:hAnsi="Calibri" w:eastAsia="Calibri"/>
-          <w:b/>
-          <w:i w:val="0"/>
-          <w:color w:val="004E8C"/>
-          <w:sz w:val="28"/>
-        </w:rPr>
-        <w:t>Качан жана кантип пайда болгон</w:t>
+        <w:t>Качан жана кантип пайда болгон?</w:t>
       </w:r>
     </w:p>
     <w:p>
       <w:pPr>
-        <w:spacing w:after="160" w:line="276" w:lineRule="auto"/>
+        <w:widowControl/>
       </w:pPr>
       <w:r>
-        <w:rPr>
-          <w:rFonts w:ascii="Calibri" w:hAnsi="Calibri" w:eastAsia="Calibri"/>
-          <w:b w:val="0"/>
-          <w:i w:val="0"/>
-          <w:sz w:val="22"/>
-        </w:rPr>
-        <w:t>XVII кылымдын аягы так саат, телескоп жана басма кат алышуу өнүккөн мезгил болгон. Эдмонд Галлей Ньютонду эмгегин жарыялоого үндөп, кийин ушул теория аркылуу кометанын кайра кайтып келерин алдын ала айткан. Адамдар асман тууралуу болжолду так эсеп менен алмаштырууну каалашкан. Ньютон өз эмгегин «табият философиясы» — жаратылышты акылга салып түшүндүрүү — деп атаган.</w:t>
+        <w:t>XVII кылымдын аягы жакшыраак сааттардын, телескоптордун жана басылган кат алышуулардын доору болгон. Эдмонд Галлей Ньютонду эмгегин чыгарууга үндөп, кийин теория аркылуу кометанын кайтып келишин алдын ала эсептеген. Адамдар асман тууралуу жоромолду эсептөөгө алмаштырууну каалаган. Ньютон өзү ишин табият философиясы, башкача айтканда табиятты негиздүү түшүндүрүү катары караган.</w:t>
       </w:r>
     </w:p>
     <w:p>
       <w:pPr>
-        <w:keepNext/>
-        <w:spacing w:before="240" w:after="120"/>
+        <w:pStyle w:val="Heading1"/>
+        <w:widowControl/>
       </w:pPr>
       <w:r>
-        <w:rPr>
-          <w:rFonts w:ascii="Calibri" w:hAnsi="Calibri" w:eastAsia="Calibri"/>
-          <w:b/>
-          <w:i w:val="0"/>
-          <w:color w:val="004E8C"/>
-          <w:sz w:val="28"/>
-        </w:rPr>
-        <w:t>Илимий жактан мааниси</w:t>
+        <w:t>Илим үчүн мааниси</w:t>
       </w:r>
     </w:p>
     <w:p>
       <w:pPr>
-        <w:spacing w:after="160" w:line="276" w:lineRule="auto"/>
+        <w:widowControl/>
       </w:pPr>
       <w:r>
-        <w:rPr>
-          <w:rFonts w:ascii="Calibri" w:hAnsi="Calibri" w:eastAsia="Calibri"/>
-          <w:b w:val="0"/>
-          <w:i w:val="0"/>
-          <w:sz w:val="22"/>
-        </w:rPr>
-        <w:t>Бул теориянын эң чоң жетишкендиги — алдын ала айтуу мүмкүнчүлүгү. Күчтөр белгилүү болсо, планета же замбиректин огу кайсы жерде болорун эсептөөгө болот. Бул жөн гана окуя баяндоодон алда канча жогору талап. Механика математика акча саноо үчүн гана эмес, материалдык дүйнөнү сүрөттөө үчүн да жарай турганын көрсөткөн. Кийинки физика анын колдонулуу чегин тапкан, бирок мыйзамды жазып, сыноо адаты илимдин өзөгүнө айланган.</w:t>
+        <w:t>Илим үчүн башкы жетишкендик алдын ала эсептөө болгон. Күчтөрдү билсеңиз, планета же замбиректин огу кайсы жерде болорун аныктай аласыз. Бул жөн гана окуя баяндоого караганда жогорку талап. Механика математиканын акча саноо үчүн гана эмес, физикалык дүйнөнү сүрөттөө үчүн да керектүү экенин көрсөткөн. Кийин физика анын чектерин тапкан, бирок мыйзамдарды жазып, текшерүү ыкмасы илимдин өзөгүнө айланган.</w:t>
       </w:r>
     </w:p>
     <w:p>
       <w:pPr>
-        <w:keepNext/>
-        <w:spacing w:before="240" w:after="120"/>
+        <w:pStyle w:val="Heading1"/>
+        <w:widowControl/>
       </w:pPr>
       <w:r>
-        <w:rPr>
-          <w:rFonts w:ascii="Calibri" w:hAnsi="Calibri" w:eastAsia="Calibri"/>
-          <w:b/>
-          <w:i w:val="0"/>
-          <w:color w:val="004E8C"/>
-          <w:sz w:val="28"/>
-        </w:rPr>
-        <w:t>Кийинки өнүгүүлөргө тийгизген таасири</w:t>
+        <w:t>Кийинки өнүгүүгө тийгизген таасири</w:t>
       </w:r>
     </w:p>
     <w:p>
       <w:pPr>
-        <w:spacing w:after="160" w:line="276" w:lineRule="auto"/>
+        <w:widowControl/>
       </w:pPr>
       <w:r>
-        <w:rPr>
-          <w:rFonts w:ascii="Calibri" w:hAnsi="Calibri" w:eastAsia="Calibri"/>
-          <w:b w:val="0"/>
-          <w:i w:val="0"/>
-          <w:sz w:val="22"/>
-        </w:rPr>
-        <w:t>Инженерлер Ньютон мыйзамдарын көпүрө, кеме жана кийин кадимки космостук аппараттардын траекториясын эсептөөдө колдонушкан. Лаплас жана башка окумуштуулар асман механикасын өнүктүргөн. XX кылымда өтө чоң ылдамдык менен күчтүү тартылуу үчүн Ньютон теориясын Эйнштейндин салыштырмалуулугу, ал эми атомдор үчүн кванттык теория алмаштырган. Бирок автомобиль, имарат жана көпчүлүк орбита үчүн Ньютон механикасы дагы эле негизги курал.</w:t>
+        <w:t>Инженерлер Ньютондун мыйзамдарын көпүрөлөрдө, кемелерде, кийин кадимки космостук учуулардын траекторияларын эсептөөдө колдонгон. Лаплас жана башкалар асман механикасын өнүктүргөн. XX кылымда өтө чоң ылдамдыктар жана күчтүү тартылуу талаалары үчүн Эйнштейндин салыштырмалуулук теориясы, атомдор үчүн кванттык теория талап кылынган. Ал эми машиналар, имараттар жана көпчүлүк орбиталар үчүн Ньютондун механикасы иш куралы бойдон калган.</w:t>
       </w:r>
     </w:p>
     <w:p>
       <w:pPr>
-        <w:keepNext/>
-        <w:spacing w:before="240" w:after="120"/>
+        <w:pStyle w:val="Heading1"/>
+        <w:widowControl/>
       </w:pPr>
       <w:r>
-        <w:rPr>
-          <w:rFonts w:ascii="Calibri" w:hAnsi="Calibri" w:eastAsia="Calibri"/>
-          <w:b/>
-          <w:i w:val="0"/>
-          <w:color w:val="004E8C"/>
-          <w:sz w:val="28"/>
-        </w:rPr>
-        <w:t>Адамдардын жашоосун кантип өзгөрткөн</w:t>
+        <w:t>Адамдардын жашоосун кантип өзгөрткөн?</w:t>
       </w:r>
     </w:p>
     <w:p>
       <w:pPr>
-        <w:spacing w:after="160" w:line="276" w:lineRule="auto"/>
+        <w:widowControl/>
       </w:pPr>
       <w:r>
-        <w:rPr>
-          <w:rFonts w:ascii="Calibri" w:hAnsi="Calibri" w:eastAsia="Calibri"/>
-          <w:b w:val="0"/>
-          <w:i w:val="0"/>
-          <w:sz w:val="22"/>
-        </w:rPr>
-        <w:t>Ааламды сааттай иштеген тутум катары көрүү динге, философияга жана эсептелүүчү Жерде жашоо сезимине таасир берген. Ал өнөр жай революциясында машинаны жөн гана оңдоп көрүү эмес, алдын ала долбоорлоого болот деген ишенимди күчөткөн. Коом күч менен масса тууралуу жалпы тилге ээ болгон. Физикалык ой жүгүртүүгө кире бериш дарбаза болгондуктан Ньютон мыйзамдары бүгүн да алгач окутулат.</w:t>
+        <w:t>Ааламды саат сымал иштеген система катары кароо динге, философияга жана эсептөөгө боло турган Жерде жашоо түшүнүгүнө таасир эткен. Бул машиналарды улам сыноо менен гана эмес, алдын ала долбоорлоп жасоого болот деген өнөр жай революциясынын ишенимин да бекемдеген. Коом күч жана масса тууралуу жалпы тилге ээ болгон. Ньютондун мыйзамдарын азыр да биринчи үйрөтөбүз, анткени алар физикалык ой жүгүртүүгө жол ачат.</w:t>
       </w:r>
     </w:p>
     <w:p>
       <w:pPr>
-        <w:keepNext/>
-        <w:spacing w:before="240" w:after="120"/>
+        <w:pStyle w:val="Heading1"/>
+        <w:widowControl/>
       </w:pPr>
       <w:r>
-        <w:rPr>
-          <w:rFonts w:ascii="Calibri" w:hAnsi="Calibri" w:eastAsia="Calibri"/>
-          <w:b/>
-          <w:i w:val="0"/>
-          <w:color w:val="004E8C"/>
-          <w:sz w:val="28"/>
-        </w:rPr>
-        <w:t>Булактар жана шилтемелер</w:t>
+        <w:t>Булактар жана кошумча окуу</w:t>
       </w:r>
     </w:p>
     <w:p>
       <w:pPr>
-        <w:keepNext/>
-        <w:spacing w:before="240" w:after="120"/>
+        <w:pStyle w:val="Heading2"/>
+        <w:widowControl/>
       </w:pPr>
       <w:r>
         <w:rPr>
-          <w:rFonts w:ascii="Calibri" w:hAnsi="Calibri" w:eastAsia="Calibri"/>
-          <w:b/>
-          <w:i w:val="0"/>
-          <w:color w:val="004E8C"/>
-          <w:sz w:val="24"/>
+          <w:sz w:val="20"/>
         </w:rPr>
-        <w:t>A. Китептер жана негизги илимий эмгектер</w:t>
+        <w:t>Китептер жана негизги илимий эмгектер</w:t>
       </w:r>
     </w:p>
     <w:p>
       <w:pPr>
-        <w:spacing w:after="80"/>
-        <w:ind w:left="360"/>
+        <w:widowControl/>
       </w:pPr>
       <w:r>
         <w:rPr>
-          <w:rFonts w:ascii="Calibri" w:hAnsi="Calibri" w:eastAsia="Calibri"/>
-          <w:b w:val="0"/>
-          <w:i w:val="0"/>
-          <w:sz w:val="22"/>
+          <w:sz w:val="20"/>
         </w:rPr>
         <w:t>1. Newton, Isaac. Philosophiae Naturalis Principia Mathematica. London, 1687.</w:t>
       </w:r>
     </w:p>
     <w:p>
       <w:pPr>
-        <w:keepNext/>
-        <w:spacing w:before="240" w:after="120"/>
+        <w:pStyle w:val="Heading2"/>
+        <w:widowControl/>
       </w:pPr>
       <w:r>
         <w:rPr>
-          <w:rFonts w:ascii="Calibri" w:hAnsi="Calibri" w:eastAsia="Calibri"/>
-          <w:b/>
-          <w:i w:val="0"/>
-          <w:color w:val="004E8C"/>
-          <w:sz w:val="24"/>
+          <w:sz w:val="20"/>
         </w:rPr>
-        <w:t>C. Мекемелердин материалдары жана энциклопедиялык булактар</w:t>
+        <w:t>Уюмдардын жана энциклопедиялардын материалдары</w:t>
       </w:r>
     </w:p>
     <w:p>
       <w:pPr>
-        <w:spacing w:after="80"/>
-        <w:ind w:left="360"/>
+        <w:widowControl/>
       </w:pPr>
       <w:r>
         <w:rPr>
-          <w:rFonts w:ascii="Calibri" w:hAnsi="Calibri" w:eastAsia="Calibri"/>
-          <w:b w:val="0"/>
-          <w:i w:val="0"/>
-          <w:sz w:val="22"/>
+          <w:sz w:val="20"/>
         </w:rPr>
-        <w:t>1. Encyclopaedia Britannica. “Isaac Newton” (“Исаак Ньютон”).</w:t>
-      </w:r>
-      <w:r>
-        <w:rPr>
-          <w:rFonts w:ascii="Calibri" w:hAnsi="Calibri" w:eastAsia="Calibri"/>
-          <w:b w:val="0"/>
-          <w:i w:val="0"/>
-          <w:sz w:val="22"/>
-        </w:rPr>
-        <w:t xml:space="preserve"> </w:t>
+        <w:t xml:space="preserve">1. Encyclopaedia Britannica. 'Isaac Newton.' </w:t>
       </w:r>
       <w:hyperlink r:id="rId9">
         <w:r>
           <w:rPr>
-            <w:rFonts w:ascii="Calibri" w:hAnsi="Calibri" w:eastAsia="Calibri"/>
-            <w:b w:val="0"/>
-            <w:i w:val="0"/>
-            <w:sz w:val="22"/>
-            <w:color w:val="0563C1"/>
-            <w:u w:val="single"/>
+            <w:sz w:val="20"/>
           </w:rPr>
           <w:t>https://www.britannica.com/biography/Isaac-Newton</w:t>
         </w:r>
       </w:hyperlink>
+      <w:r>
+        <w:rPr>
+          <w:sz w:val="20"/>
+        </w:rPr>
+      </w:r>
     </w:p>
     <w:p>
       <w:pPr>
-        <w:spacing w:after="80"/>
-        <w:ind w:left="360"/>
+        <w:widowControl/>
       </w:pPr>
       <w:r>
         <w:rPr>
-          <w:rFonts w:ascii="Calibri" w:hAnsi="Calibri" w:eastAsia="Calibri"/>
-          <w:b w:val="0"/>
-          <w:i w:val="0"/>
-          <w:sz w:val="22"/>
+          <w:sz w:val="20"/>
         </w:rPr>
-        <w:t>2. Stanford Encyclopedia of Philosophy. “Newton’s Philosophiae Naturalis Principia Mathematica”.</w:t>
-      </w:r>
-      <w:r>
-        <w:rPr>
-          <w:rFonts w:ascii="Calibri" w:hAnsi="Calibri" w:eastAsia="Calibri"/>
-          <w:b w:val="0"/>
-          <w:i w:val="0"/>
-          <w:sz w:val="22"/>
-        </w:rPr>
-        <w:t xml:space="preserve"> </w:t>
+        <w:t xml:space="preserve">2. Stanford Encyclopedia of Philosophy. 'Newton's Philosophiae Naturalis Principia Mathematica.' </w:t>
       </w:r>
       <w:hyperlink r:id="rId10">
         <w:r>
           <w:rPr>
-            <w:rFonts w:ascii="Calibri" w:hAnsi="Calibri" w:eastAsia="Calibri"/>
-            <w:b w:val="0"/>
-            <w:i w:val="0"/>
-            <w:sz w:val="22"/>
-            <w:color w:val="0563C1"/>
-            <w:u w:val="single"/>
+            <w:sz w:val="20"/>
           </w:rPr>
           <w:t>https://plato.stanford.edu/entries/newton-principia/</w:t>
         </w:r>
       </w:hyperlink>
-    </w:p>
-    <w:p>
-      <w:pPr>
-        <w:keepNext/>
-        <w:spacing w:before="240" w:after="120"/>
-      </w:pPr>
       <w:r>
         <w:rPr>
-          <w:rFonts w:ascii="Calibri" w:hAnsi="Calibri" w:eastAsia="Calibri"/>
-          <w:b/>
-          <w:i w:val="0"/>
-          <w:color w:val="004E8C"/>
-          <w:sz w:val="24"/>
+          <w:sz w:val="20"/>
         </w:rPr>
-        <w:t>D. Музейлердин, архивдердин жана китепканалардын материалдары</w:t>
       </w:r>
     </w:p>
     <w:p>
       <w:pPr>
-        <w:spacing w:after="80"/>
-        <w:ind w:left="360"/>
+        <w:pStyle w:val="Heading2"/>
+        <w:widowControl/>
       </w:pPr>
       <w:r>
         <w:rPr>
-          <w:rFonts w:ascii="Calibri" w:hAnsi="Calibri" w:eastAsia="Calibri"/>
-          <w:b w:val="0"/>
-          <w:i w:val="0"/>
-          <w:sz w:val="22"/>
+          <w:sz w:val="20"/>
         </w:rPr>
-        <w:t>1. The Royal Society. Isaac Newton.</w:t>
+        <w:t>Музейлердин, архивдердин жана китепканалардын материалдары</w:t>
       </w:r>
+    </w:p>
+    <w:p>
+      <w:pPr>
+        <w:widowControl/>
+      </w:pPr>
       <w:r>
         <w:rPr>
-          <w:rFonts w:ascii="Calibri" w:hAnsi="Calibri" w:eastAsia="Calibri"/>
-          <w:b w:val="0"/>
-          <w:i w:val="0"/>
-          <w:sz w:val="22"/>
+          <w:sz w:val="20"/>
         </w:rPr>
-        <w:t xml:space="preserve"> </w:t>
+        <w:t xml:space="preserve">1. The Royal Society. Isaac Newton. </w:t>
       </w:r>
       <w:hyperlink r:id="rId11">
         <w:r>
           <w:rPr>
-            <w:rFonts w:ascii="Calibri" w:hAnsi="Calibri" w:eastAsia="Calibri"/>
-            <w:b w:val="0"/>
-            <w:i w:val="0"/>
-            <w:sz w:val="22"/>
-            <w:color w:val="0563C1"/>
-            <w:u w:val="single"/>
+            <w:sz w:val="20"/>
           </w:rPr>
           <w:t>https://royalsociety.org/people/isaac-newton-12403/</w:t>
         </w:r>
       </w:hyperlink>
+      <w:r>
+        <w:rPr>
+          <w:sz w:val="20"/>
+        </w:rPr>
+      </w:r>
     </w:p>
     <w:sectPr>
-      <w:pgSz w:w="12240" w:h="15840"/>
-      <w:pgMar w:top="1296" w:right="1440" w:bottom="1296" w:left="1440" w:header="720" w:footer="720" w:gutter="0"/>
+      <w:footerReference w:type="default" r:id="rId12"/>
+      <w:pgSz w:w="11906" w:h="16838"/>
+      <w:pgMar w:top="1020" w:right="1134" w:bottom="1020" w:left="1134" w:header="720" w:footer="720" w:gutter="0"/>
       <w:cols w:space="720"/>
       <w:docGrid w:linePitch="360"/>
     </w:sectPr>
   </w:body>
 </w:document>
+</file>
+
+<file path=word/footer1.xml><?xml version="1.0" encoding="utf-8"?>
+<w:ftr xmlns:m="http://schemas.openxmlformats.org/officeDocument/2006/math" xmlns:mc="http://schemas.openxmlformats.org/markup-compatibility/2006" xmlns:mo="http://schemas.microsoft.com/office/mac/office/2008/main" xmlns:mv="urn:schemas-microsoft-com:mac:vml" xmlns:o="urn:schemas-microsoft-com:office:office" xmlns:r="http://schemas.openxmlformats.org/officeDocument/2006/relationships" xmlns:v="urn:schemas-microsoft-com:vml" xmlns:w10="urn:schemas-microsoft-com:office:word" xmlns:w14="http://schemas.microsoft.com/office/word/2010/wordml" xmlns:w="http://schemas.openxmlformats.org/wordprocessingml/2006/main" xmlns:wne="http://schemas.microsoft.com/office/word/2006/wordml" xmlns:wp14="http://schemas.microsoft.com/office/word/2010/wordprocessingDrawing" xmlns:wp="http://schemas.openxmlformats.org/drawingml/2006/wordprocessingDrawing" xmlns:wpc="http://schemas.microsoft.com/office/word/2010/wordprocessingCanvas" xmlns:wpg="http://schemas.microsoft.com/office/word/2010/wordprocessingGroup" xmlns:wpi="http://schemas.microsoft.com/office/word/2010/wordprocessingInk" xmlns:wps="http://schemas.microsoft.com/office/word/2010/wordprocessingShape" mc:Ignorable="w14 wp14">
+  <w:p>
+    <w:pPr>
+      <w:pStyle w:val="Footer"/>
+      <w:jc w:val="right"/>
+    </w:pPr>
+    <w:fldSimple w:instr="PAGE"/>
+  </w:p>
+</w:ftr>
 </file>
 
 <file path=word/numbering.xml><?xml version="1.0" encoding="utf-8"?>
@@ -735,7 +558,7 @@
   <w:docDefaults>
     <w:rPrDefault>
       <w:rPr>
-        <w:rFonts w:asciiTheme="minorHAnsi" w:eastAsiaTheme="minorEastAsia" w:hAnsiTheme="minorHAnsi" w:cstheme="minorBidi"/>
+        <w:rFonts/>
         <w:sz w:val="22"/>
         <w:szCs w:val="22"/>
         <w:lang w:val="en-US" w:eastAsia="en-US" w:bidi="ar-SA"/>
@@ -890,6 +713,15 @@
     <w:name w:val="Normal"/>
     <w:qFormat/>
     <w:rsid w:val="00FC693F"/>
+    <w:pPr>
+      <w:spacing w:after="120" w:line="259" w:lineRule="auto"/>
+    </w:pPr>
+    <w:rPr>
+      <w:rFonts w:ascii="Times New Roman" w:hAnsi="Times New Roman"/>
+      <w:color w:val="000000"/>
+      <w:sz w:val="24"/>
+      <w:lang w:val="ky-KG"/>
+    </w:rPr>
   </w:style>
   <w:style w:type="paragraph" w:styleId="Header">
     <w:name w:val="header"/>
@@ -946,16 +778,17 @@
     <w:pPr>
       <w:keepNext/>
       <w:keepLines/>
-      <w:spacing w:before="480" w:after="0"/>
+      <w:spacing w:before="480" w:after="120" w:line="259" w:lineRule="auto"/>
       <w:outlineLvl w:val="0"/>
     </w:pPr>
     <w:rPr>
-      <w:rFonts w:asciiTheme="majorHAnsi" w:eastAsiaTheme="majorEastAsia" w:hAnsiTheme="majorHAnsi" w:cstheme="majorBidi"/>
+      <w:rFonts w:ascii="Times New Roman" w:hAnsi="Times New Roman"/>
       <w:b/>
       <w:bCs/>
-      <w:color w:val="365F91" w:themeColor="accent1" w:themeShade="BF"/>
-      <w:sz w:val="28"/>
+      <w:color w:val="000000"/>
+      <w:sz w:val="26"/>
       <w:szCs w:val="28"/>
+      <w:lang w:val="ky-KG"/>
     </w:rPr>
   </w:style>
   <w:style w:type="paragraph" w:styleId="Heading2">
@@ -970,16 +803,17 @@
     <w:pPr>
       <w:keepNext/>
       <w:keepLines/>
-      <w:spacing w:before="200" w:after="0"/>
+      <w:spacing w:before="200" w:after="120" w:line="259" w:lineRule="auto"/>
       <w:outlineLvl w:val="1"/>
     </w:pPr>
     <w:rPr>
-      <w:rFonts w:asciiTheme="majorHAnsi" w:eastAsiaTheme="majorEastAsia" w:hAnsiTheme="majorHAnsi" w:cstheme="majorBidi"/>
+      <w:rFonts w:ascii="Times New Roman" w:hAnsi="Times New Roman"/>
       <w:b/>
       <w:bCs/>
-      <w:color w:val="4F81BD" w:themeColor="accent1"/>
+      <w:color w:val="000000"/>
       <w:sz w:val="26"/>
       <w:szCs w:val="26"/>
+      <w:lang w:val="ky-KG"/>
     </w:rPr>
   </w:style>
   <w:style w:type="paragraph" w:styleId="Heading3">
@@ -998,7 +832,7 @@
       <w:outlineLvl w:val="2"/>
     </w:pPr>
     <w:rPr>
-      <w:rFonts w:asciiTheme="majorHAnsi" w:eastAsiaTheme="majorEastAsia" w:hAnsiTheme="majorHAnsi" w:cstheme="majorBidi"/>
+      <w:rFonts/>
       <w:b/>
       <w:bCs/>
       <w:color w:val="4F81BD" w:themeColor="accent1"/>
@@ -1021,7 +855,7 @@
       <w:outlineLvl w:val="3"/>
     </w:pPr>
     <w:rPr>
-      <w:rFonts w:asciiTheme="majorHAnsi" w:eastAsiaTheme="majorEastAsia" w:hAnsiTheme="majorHAnsi" w:cstheme="majorBidi"/>
+      <w:rFonts/>
       <w:b/>
       <w:bCs/>
       <w:i/>
@@ -1046,7 +880,7 @@
       <w:outlineLvl w:val="4"/>
     </w:pPr>
     <w:rPr>
-      <w:rFonts w:asciiTheme="majorHAnsi" w:eastAsiaTheme="majorEastAsia" w:hAnsiTheme="majorHAnsi" w:cstheme="majorBidi"/>
+      <w:rFonts/>
       <w:color w:val="243F60" w:themeColor="accent1" w:themeShade="7F"/>
     </w:rPr>
   </w:style>
@@ -1067,7 +901,7 @@
       <w:outlineLvl w:val="5"/>
     </w:pPr>
     <w:rPr>
-      <w:rFonts w:asciiTheme="majorHAnsi" w:eastAsiaTheme="majorEastAsia" w:hAnsiTheme="majorHAnsi" w:cstheme="majorBidi"/>
+      <w:rFonts/>
       <w:i/>
       <w:iCs/>
       <w:color w:val="243F60" w:themeColor="accent1" w:themeShade="7F"/>
@@ -1090,7 +924,7 @@
       <w:outlineLvl w:val="6"/>
     </w:pPr>
     <w:rPr>
-      <w:rFonts w:asciiTheme="majorHAnsi" w:eastAsiaTheme="majorEastAsia" w:hAnsiTheme="majorHAnsi" w:cstheme="majorBidi"/>
+      <w:rFonts/>
       <w:i/>
       <w:iCs/>
       <w:color w:val="404040" w:themeColor="text1" w:themeTint="BF"/>
@@ -1113,7 +947,7 @@
       <w:outlineLvl w:val="7"/>
     </w:pPr>
     <w:rPr>
-      <w:rFonts w:asciiTheme="majorHAnsi" w:eastAsiaTheme="majorEastAsia" w:hAnsiTheme="majorHAnsi" w:cstheme="majorBidi"/>
+      <w:rFonts/>
       <w:color w:val="4F81BD" w:themeColor="accent1"/>
       <w:sz w:val="20"/>
       <w:szCs w:val="20"/>
@@ -1136,7 +970,7 @@
       <w:outlineLvl w:val="8"/>
     </w:pPr>
     <w:rPr>
-      <w:rFonts w:asciiTheme="majorHAnsi" w:eastAsiaTheme="majorEastAsia" w:hAnsiTheme="majorHAnsi" w:cstheme="majorBidi"/>
+      <w:rFonts/>
       <w:i/>
       <w:iCs/>
       <w:color w:val="404040" w:themeColor="text1" w:themeTint="BF"/>
@@ -1187,7 +1021,7 @@
     <w:uiPriority w:val="9"/>
     <w:rsid w:val="00FC693F"/>
     <w:rPr>
-      <w:rFonts w:asciiTheme="majorHAnsi" w:eastAsiaTheme="majorEastAsia" w:hAnsiTheme="majorHAnsi" w:cstheme="majorBidi"/>
+      <w:rFonts/>
       <w:b/>
       <w:bCs/>
       <w:color w:val="365F91" w:themeColor="accent1" w:themeShade="BF"/>
@@ -1202,7 +1036,7 @@
     <w:uiPriority w:val="9"/>
     <w:rsid w:val="00FC693F"/>
     <w:rPr>
-      <w:rFonts w:asciiTheme="majorHAnsi" w:eastAsiaTheme="majorEastAsia" w:hAnsiTheme="majorHAnsi" w:cstheme="majorBidi"/>
+      <w:rFonts/>
       <w:b/>
       <w:bCs/>
       <w:color w:val="4F81BD" w:themeColor="accent1"/>
@@ -1217,7 +1051,7 @@
     <w:uiPriority w:val="9"/>
     <w:rsid w:val="00FC693F"/>
     <w:rPr>
-      <w:rFonts w:asciiTheme="majorHAnsi" w:eastAsiaTheme="majorEastAsia" w:hAnsiTheme="majorHAnsi" w:cstheme="majorBidi"/>
+      <w:rFonts/>
       <w:b/>
       <w:bCs/>
       <w:color w:val="4F81BD" w:themeColor="accent1"/>
@@ -1232,19 +1066,17 @@
     <w:qFormat/>
     <w:rsid w:val="00FC693F"/>
     <w:pPr>
-      <w:pBdr>
-        <w:bottom w:val="single" w:sz="8" w:space="4" w:color="4F81BD" w:themeColor="accent1"/>
-      </w:pBdr>
-      <w:spacing w:after="300" w:line="240" w:lineRule="auto"/>
+      <w:spacing w:after="120" w:line="259" w:lineRule="auto"/>
       <w:contextualSpacing/>
     </w:pPr>
     <w:rPr>
-      <w:rFonts w:asciiTheme="majorHAnsi" w:eastAsiaTheme="majorEastAsia" w:hAnsiTheme="majorHAnsi" w:cstheme="majorBidi"/>
-      <w:color w:val="17365D" w:themeColor="text2" w:themeShade="BF"/>
+      <w:rFonts w:ascii="Times New Roman" w:hAnsi="Times New Roman"/>
+      <w:color w:val="000000"/>
       <w:spacing w:val="5"/>
       <w:kern w:val="28"/>
-      <w:sz w:val="52"/>
+      <w:sz w:val="40"/>
       <w:szCs w:val="52"/>
+      <w:lang w:val="ky-KG"/>
     </w:rPr>
   </w:style>
   <w:style w:type="character" w:customStyle="1" w:styleId="TitleChar">
@@ -1254,7 +1086,7 @@
     <w:uiPriority w:val="10"/>
     <w:rsid w:val="00FC693F"/>
     <w:rPr>
-      <w:rFonts w:asciiTheme="majorHAnsi" w:eastAsiaTheme="majorEastAsia" w:hAnsiTheme="majorHAnsi" w:cstheme="majorBidi"/>
+      <w:rFonts/>
       <w:color w:val="17365D" w:themeColor="text2" w:themeShade="BF"/>
       <w:spacing w:val="5"/>
       <w:kern w:val="28"/>
@@ -1276,7 +1108,7 @@
       </w:numPr>
     </w:pPr>
     <w:rPr>
-      <w:rFonts w:asciiTheme="majorHAnsi" w:eastAsiaTheme="majorEastAsia" w:hAnsiTheme="majorHAnsi" w:cstheme="majorBidi"/>
+      <w:rFonts/>
       <w:i/>
       <w:iCs/>
       <w:color w:val="4F81BD" w:themeColor="accent1"/>
@@ -1292,7 +1124,7 @@
     <w:uiPriority w:val="11"/>
     <w:rsid w:val="00FC693F"/>
     <w:rPr>
-      <w:rFonts w:asciiTheme="majorHAnsi" w:eastAsiaTheme="majorEastAsia" w:hAnsiTheme="majorHAnsi" w:cstheme="majorBidi"/>
+      <w:rFonts/>
       <w:i/>
       <w:iCs/>
       <w:color w:val="4F81BD" w:themeColor="accent1"/>
@@ -1417,8 +1249,15 @@
       <w:numPr>
         <w:numId w:val="1"/>
       </w:numPr>
+      <w:spacing w:after="120" w:line="259" w:lineRule="auto"/>
       <w:contextualSpacing/>
     </w:pPr>
+    <w:rPr>
+      <w:rFonts w:ascii="Times New Roman" w:hAnsi="Times New Roman"/>
+      <w:color w:val="000000"/>
+      <w:sz w:val="24"/>
+      <w:lang w:val="ky-KG"/>
+    </w:rPr>
   </w:style>
   <w:style w:type="paragraph" w:styleId="ListBullet2">
     <w:name w:val="List Bullet 2"/>
@@ -1590,7 +1429,7 @@
     <w:semiHidden/>
     <w:rsid w:val="00FC693F"/>
     <w:rPr>
-      <w:rFonts w:asciiTheme="majorHAnsi" w:eastAsiaTheme="majorEastAsia" w:hAnsiTheme="majorHAnsi" w:cstheme="majorBidi"/>
+      <w:rFonts/>
       <w:b/>
       <w:bCs/>
       <w:i/>
@@ -1606,7 +1445,7 @@
     <w:semiHidden/>
     <w:rsid w:val="00FC693F"/>
     <w:rPr>
-      <w:rFonts w:asciiTheme="majorHAnsi" w:eastAsiaTheme="majorEastAsia" w:hAnsiTheme="majorHAnsi" w:cstheme="majorBidi"/>
+      <w:rFonts/>
       <w:color w:val="243F60" w:themeColor="accent1" w:themeShade="7F"/>
     </w:rPr>
   </w:style>
@@ -1618,7 +1457,7 @@
     <w:semiHidden/>
     <w:rsid w:val="00FC693F"/>
     <w:rPr>
-      <w:rFonts w:asciiTheme="majorHAnsi" w:eastAsiaTheme="majorEastAsia" w:hAnsiTheme="majorHAnsi" w:cstheme="majorBidi"/>
+      <w:rFonts/>
       <w:i/>
       <w:iCs/>
       <w:color w:val="243F60" w:themeColor="accent1" w:themeShade="7F"/>
@@ -1632,7 +1471,7 @@
     <w:semiHidden/>
     <w:rsid w:val="00FC693F"/>
     <w:rPr>
-      <w:rFonts w:asciiTheme="majorHAnsi" w:eastAsiaTheme="majorEastAsia" w:hAnsiTheme="majorHAnsi" w:cstheme="majorBidi"/>
+      <w:rFonts/>
       <w:i/>
       <w:iCs/>
       <w:color w:val="404040" w:themeColor="text1" w:themeTint="BF"/>
@@ -1646,7 +1485,7 @@
     <w:semiHidden/>
     <w:rsid w:val="00FC693F"/>
     <w:rPr>
-      <w:rFonts w:asciiTheme="majorHAnsi" w:eastAsiaTheme="majorEastAsia" w:hAnsiTheme="majorHAnsi" w:cstheme="majorBidi"/>
+      <w:rFonts/>
       <w:color w:val="4F81BD" w:themeColor="accent1"/>
       <w:sz w:val="20"/>
       <w:szCs w:val="20"/>
@@ -1660,7 +1499,7 @@
     <w:semiHidden/>
     <w:rsid w:val="00FC693F"/>
     <w:rPr>
-      <w:rFonts w:asciiTheme="majorHAnsi" w:eastAsiaTheme="majorEastAsia" w:hAnsiTheme="majorHAnsi" w:cstheme="majorBidi"/>
+      <w:rFonts/>
       <w:i/>
       <w:iCs/>
       <w:color w:val="404040" w:themeColor="text1" w:themeTint="BF"/>
@@ -1719,9 +1558,6 @@
     <w:qFormat/>
     <w:rsid w:val="00FC693F"/>
     <w:pPr>
-      <w:pBdr>
-        <w:bottom w:val="single" w:sz="4" w:space="4" w:color="4F81BD" w:themeColor="accent1"/>
-      </w:pBdr>
       <w:spacing w:before="200" w:after="280"/>
       <w:ind w:left="936" w:right="936"/>
     </w:pPr>
@@ -3249,7 +3085,7 @@
         <w:spacing w:before="0" w:after="0" w:line="240" w:lineRule="auto"/>
       </w:pPr>
       <w:rPr>
-        <w:rFonts w:asciiTheme="majorHAnsi" w:eastAsiaTheme="majorEastAsia" w:hAnsiTheme="majorHAnsi" w:cstheme="majorBidi"/>
+        <w:rFonts/>
         <w:b/>
         <w:bCs/>
       </w:rPr>
@@ -3270,7 +3106,7 @@
         <w:spacing w:before="0" w:after="0" w:line="240" w:lineRule="auto"/>
       </w:pPr>
       <w:rPr>
-        <w:rFonts w:asciiTheme="majorHAnsi" w:eastAsiaTheme="majorEastAsia" w:hAnsiTheme="majorHAnsi" w:cstheme="majorBidi"/>
+        <w:rFonts/>
         <w:b/>
         <w:bCs/>
       </w:rPr>
@@ -3288,14 +3124,14 @@
     </w:tblStylePr>
     <w:tblStylePr w:type="firstCol">
       <w:rPr>
-        <w:rFonts w:asciiTheme="majorHAnsi" w:eastAsiaTheme="majorEastAsia" w:hAnsiTheme="majorHAnsi" w:cstheme="majorBidi"/>
+        <w:rFonts/>
         <w:b/>
         <w:bCs/>
       </w:rPr>
     </w:tblStylePr>
     <w:tblStylePr w:type="lastCol">
       <w:rPr>
-        <w:rFonts w:asciiTheme="majorHAnsi" w:eastAsiaTheme="majorEastAsia" w:hAnsiTheme="majorHAnsi" w:cstheme="majorBidi"/>
+        <w:rFonts/>
         <w:b/>
         <w:bCs/>
       </w:rPr>
@@ -3379,7 +3215,7 @@
         <w:spacing w:before="0" w:after="0" w:line="240" w:lineRule="auto"/>
       </w:pPr>
       <w:rPr>
-        <w:rFonts w:asciiTheme="majorHAnsi" w:eastAsiaTheme="majorEastAsia" w:hAnsiTheme="majorHAnsi" w:cstheme="majorBidi"/>
+        <w:rFonts/>
         <w:b/>
         <w:bCs/>
       </w:rPr>
@@ -3400,7 +3236,7 @@
         <w:spacing w:before="0" w:after="0" w:line="240" w:lineRule="auto"/>
       </w:pPr>
       <w:rPr>
-        <w:rFonts w:asciiTheme="majorHAnsi" w:eastAsiaTheme="majorEastAsia" w:hAnsiTheme="majorHAnsi" w:cstheme="majorBidi"/>
+        <w:rFonts/>
         <w:b/>
         <w:bCs/>
       </w:rPr>
@@ -3418,14 +3254,14 @@
     </w:tblStylePr>
     <w:tblStylePr w:type="firstCol">
       <w:rPr>
-        <w:rFonts w:asciiTheme="majorHAnsi" w:eastAsiaTheme="majorEastAsia" w:hAnsiTheme="majorHAnsi" w:cstheme="majorBidi"/>
+        <w:rFonts/>
         <w:b/>
         <w:bCs/>
       </w:rPr>
     </w:tblStylePr>
     <w:tblStylePr w:type="lastCol">
       <w:rPr>
-        <w:rFonts w:asciiTheme="majorHAnsi" w:eastAsiaTheme="majorEastAsia" w:hAnsiTheme="majorHAnsi" w:cstheme="majorBidi"/>
+        <w:rFonts/>
         <w:b/>
         <w:bCs/>
       </w:rPr>
@@ -3509,7 +3345,7 @@
         <w:spacing w:before="0" w:after="0" w:line="240" w:lineRule="auto"/>
       </w:pPr>
       <w:rPr>
-        <w:rFonts w:asciiTheme="majorHAnsi" w:eastAsiaTheme="majorEastAsia" w:hAnsiTheme="majorHAnsi" w:cstheme="majorBidi"/>
+        <w:rFonts/>
         <w:b/>
         <w:bCs/>
       </w:rPr>
@@ -3530,7 +3366,7 @@
         <w:spacing w:before="0" w:after="0" w:line="240" w:lineRule="auto"/>
       </w:pPr>
       <w:rPr>
-        <w:rFonts w:asciiTheme="majorHAnsi" w:eastAsiaTheme="majorEastAsia" w:hAnsiTheme="majorHAnsi" w:cstheme="majorBidi"/>
+        <w:rFonts/>
         <w:b/>
         <w:bCs/>
       </w:rPr>
@@ -3548,14 +3384,14 @@
     </w:tblStylePr>
     <w:tblStylePr w:type="firstCol">
       <w:rPr>
-        <w:rFonts w:asciiTheme="majorHAnsi" w:eastAsiaTheme="majorEastAsia" w:hAnsiTheme="majorHAnsi" w:cstheme="majorBidi"/>
+        <w:rFonts/>
         <w:b/>
         <w:bCs/>
       </w:rPr>
     </w:tblStylePr>
     <w:tblStylePr w:type="lastCol">
       <w:rPr>
-        <w:rFonts w:asciiTheme="majorHAnsi" w:eastAsiaTheme="majorEastAsia" w:hAnsiTheme="majorHAnsi" w:cstheme="majorBidi"/>
+        <w:rFonts/>
         <w:b/>
         <w:bCs/>
       </w:rPr>
@@ -3639,7 +3475,7 @@
         <w:spacing w:before="0" w:after="0" w:line="240" w:lineRule="auto"/>
       </w:pPr>
       <w:rPr>
-        <w:rFonts w:asciiTheme="majorHAnsi" w:eastAsiaTheme="majorEastAsia" w:hAnsiTheme="majorHAnsi" w:cstheme="majorBidi"/>
+        <w:rFonts/>
         <w:b/>
         <w:bCs/>
       </w:rPr>
@@ -3660,7 +3496,7 @@
         <w:spacing w:before="0" w:after="0" w:line="240" w:lineRule="auto"/>
       </w:pPr>
       <w:rPr>
-        <w:rFonts w:asciiTheme="majorHAnsi" w:eastAsiaTheme="majorEastAsia" w:hAnsiTheme="majorHAnsi" w:cstheme="majorBidi"/>
+        <w:rFonts/>
         <w:b/>
         <w:bCs/>
       </w:rPr>
@@ -3678,14 +3514,14 @@
     </w:tblStylePr>
     <w:tblStylePr w:type="firstCol">
       <w:rPr>
-        <w:rFonts w:asciiTheme="majorHAnsi" w:eastAsiaTheme="majorEastAsia" w:hAnsiTheme="majorHAnsi" w:cstheme="majorBidi"/>
+        <w:rFonts/>
         <w:b/>
         <w:bCs/>
       </w:rPr>
     </w:tblStylePr>
     <w:tblStylePr w:type="lastCol">
       <w:rPr>
-        <w:rFonts w:asciiTheme="majorHAnsi" w:eastAsiaTheme="majorEastAsia" w:hAnsiTheme="majorHAnsi" w:cstheme="majorBidi"/>
+        <w:rFonts/>
         <w:b/>
         <w:bCs/>
       </w:rPr>
@@ -3769,7 +3605,7 @@
         <w:spacing w:before="0" w:after="0" w:line="240" w:lineRule="auto"/>
       </w:pPr>
       <w:rPr>
-        <w:rFonts w:asciiTheme="majorHAnsi" w:eastAsiaTheme="majorEastAsia" w:hAnsiTheme="majorHAnsi" w:cstheme="majorBidi"/>
+        <w:rFonts/>
         <w:b/>
         <w:bCs/>
       </w:rPr>
@@ -3790,7 +3626,7 @@
         <w:spacing w:before="0" w:after="0" w:line="240" w:lineRule="auto"/>
       </w:pPr>
       <w:rPr>
-        <w:rFonts w:asciiTheme="majorHAnsi" w:eastAsiaTheme="majorEastAsia" w:hAnsiTheme="majorHAnsi" w:cstheme="majorBidi"/>
+        <w:rFonts/>
         <w:b/>
         <w:bCs/>
       </w:rPr>
@@ -3808,14 +3644,14 @@
     </w:tblStylePr>
     <w:tblStylePr w:type="firstCol">
       <w:rPr>
-        <w:rFonts w:asciiTheme="majorHAnsi" w:eastAsiaTheme="majorEastAsia" w:hAnsiTheme="majorHAnsi" w:cstheme="majorBidi"/>
+        <w:rFonts/>
         <w:b/>
         <w:bCs/>
       </w:rPr>
     </w:tblStylePr>
     <w:tblStylePr w:type="lastCol">
       <w:rPr>
-        <w:rFonts w:asciiTheme="majorHAnsi" w:eastAsiaTheme="majorEastAsia" w:hAnsiTheme="majorHAnsi" w:cstheme="majorBidi"/>
+        <w:rFonts/>
         <w:b/>
         <w:bCs/>
       </w:rPr>
@@ -3899,7 +3735,7 @@
         <w:spacing w:before="0" w:after="0" w:line="240" w:lineRule="auto"/>
       </w:pPr>
       <w:rPr>
-        <w:rFonts w:asciiTheme="majorHAnsi" w:eastAsiaTheme="majorEastAsia" w:hAnsiTheme="majorHAnsi" w:cstheme="majorBidi"/>
+        <w:rFonts/>
         <w:b/>
         <w:bCs/>
       </w:rPr>
@@ -3920,7 +3756,7 @@
         <w:spacing w:before="0" w:after="0" w:line="240" w:lineRule="auto"/>
       </w:pPr>
       <w:rPr>
-        <w:rFonts w:asciiTheme="majorHAnsi" w:eastAsiaTheme="majorEastAsia" w:hAnsiTheme="majorHAnsi" w:cstheme="majorBidi"/>
+        <w:rFonts/>
         <w:b/>
         <w:bCs/>
       </w:rPr>
@@ -3938,14 +3774,14 @@
     </w:tblStylePr>
     <w:tblStylePr w:type="firstCol">
       <w:rPr>
-        <w:rFonts w:asciiTheme="majorHAnsi" w:eastAsiaTheme="majorEastAsia" w:hAnsiTheme="majorHAnsi" w:cstheme="majorBidi"/>
+        <w:rFonts/>
         <w:b/>
         <w:bCs/>
       </w:rPr>
     </w:tblStylePr>
     <w:tblStylePr w:type="lastCol">
       <w:rPr>
-        <w:rFonts w:asciiTheme="majorHAnsi" w:eastAsiaTheme="majorEastAsia" w:hAnsiTheme="majorHAnsi" w:cstheme="majorBidi"/>
+        <w:rFonts/>
         <w:b/>
         <w:bCs/>
       </w:rPr>
@@ -4029,7 +3865,7 @@
         <w:spacing w:before="0" w:after="0" w:line="240" w:lineRule="auto"/>
       </w:pPr>
       <w:rPr>
-        <w:rFonts w:asciiTheme="majorHAnsi" w:eastAsiaTheme="majorEastAsia" w:hAnsiTheme="majorHAnsi" w:cstheme="majorBidi"/>
+        <w:rFonts/>
         <w:b/>
         <w:bCs/>
       </w:rPr>
@@ -4050,7 +3886,7 @@
         <w:spacing w:before="0" w:after="0" w:line="240" w:lineRule="auto"/>
       </w:pPr>
       <w:rPr>
-        <w:rFonts w:asciiTheme="majorHAnsi" w:eastAsiaTheme="majorEastAsia" w:hAnsiTheme="majorHAnsi" w:cstheme="majorBidi"/>
+        <w:rFonts/>
         <w:b/>
         <w:bCs/>
       </w:rPr>
@@ -4068,14 +3904,14 @@
     </w:tblStylePr>
     <w:tblStylePr w:type="firstCol">
       <w:rPr>
-        <w:rFonts w:asciiTheme="majorHAnsi" w:eastAsiaTheme="majorEastAsia" w:hAnsiTheme="majorHAnsi" w:cstheme="majorBidi"/>
+        <w:rFonts/>
         <w:b/>
         <w:bCs/>
       </w:rPr>
     </w:tblStylePr>
     <w:tblStylePr w:type="lastCol">
       <w:rPr>
-        <w:rFonts w:asciiTheme="majorHAnsi" w:eastAsiaTheme="majorEastAsia" w:hAnsiTheme="majorHAnsi" w:cstheme="majorBidi"/>
+        <w:rFonts/>
         <w:b/>
         <w:bCs/>
       </w:rPr>
@@ -5940,7 +5776,7 @@
     </w:tblPr>
     <w:tblStylePr w:type="firstRow">
       <w:rPr>
-        <w:rFonts w:asciiTheme="majorHAnsi" w:eastAsiaTheme="majorEastAsia" w:hAnsiTheme="majorHAnsi" w:cstheme="majorBidi"/>
+        <w:rFonts/>
       </w:rPr>
       <w:tblPr/>
       <w:tcPr>
@@ -6024,7 +5860,7 @@
     </w:tblPr>
     <w:tblStylePr w:type="firstRow">
       <w:rPr>
-        <w:rFonts w:asciiTheme="majorHAnsi" w:eastAsiaTheme="majorEastAsia" w:hAnsiTheme="majorHAnsi" w:cstheme="majorBidi"/>
+        <w:rFonts/>
       </w:rPr>
       <w:tblPr/>
       <w:tcPr>
@@ -6108,7 +5944,7 @@
     </w:tblPr>
     <w:tblStylePr w:type="firstRow">
       <w:rPr>
-        <w:rFonts w:asciiTheme="majorHAnsi" w:eastAsiaTheme="majorEastAsia" w:hAnsiTheme="majorHAnsi" w:cstheme="majorBidi"/>
+        <w:rFonts/>
       </w:rPr>
       <w:tblPr/>
       <w:tcPr>
@@ -6192,7 +6028,7 @@
     </w:tblPr>
     <w:tblStylePr w:type="firstRow">
       <w:rPr>
-        <w:rFonts w:asciiTheme="majorHAnsi" w:eastAsiaTheme="majorEastAsia" w:hAnsiTheme="majorHAnsi" w:cstheme="majorBidi"/>
+        <w:rFonts/>
       </w:rPr>
       <w:tblPr/>
       <w:tcPr>
@@ -6276,7 +6112,7 @@
     </w:tblPr>
     <w:tblStylePr w:type="firstRow">
       <w:rPr>
-        <w:rFonts w:asciiTheme="majorHAnsi" w:eastAsiaTheme="majorEastAsia" w:hAnsiTheme="majorHAnsi" w:cstheme="majorBidi"/>
+        <w:rFonts/>
       </w:rPr>
       <w:tblPr/>
       <w:tcPr>
@@ -6360,7 +6196,7 @@
     </w:tblPr>
     <w:tblStylePr w:type="firstRow">
       <w:rPr>
-        <w:rFonts w:asciiTheme="majorHAnsi" w:eastAsiaTheme="majorEastAsia" w:hAnsiTheme="majorHAnsi" w:cstheme="majorBidi"/>
+        <w:rFonts/>
       </w:rPr>
       <w:tblPr/>
       <w:tcPr>
@@ -6444,7 +6280,7 @@
     </w:tblPr>
     <w:tblStylePr w:type="firstRow">
       <w:rPr>
-        <w:rFonts w:asciiTheme="majorHAnsi" w:eastAsiaTheme="majorEastAsia" w:hAnsiTheme="majorHAnsi" w:cstheme="majorBidi"/>
+        <w:rFonts/>
       </w:rPr>
       <w:tblPr/>
       <w:tcPr>
@@ -6509,7 +6345,7 @@
       <w:spacing w:after="0" w:line="240" w:lineRule="auto"/>
     </w:pPr>
     <w:rPr>
-      <w:rFonts w:asciiTheme="majorHAnsi" w:eastAsiaTheme="majorEastAsia" w:hAnsiTheme="majorHAnsi" w:cstheme="majorBidi"/>
+      <w:rFonts/>
       <w:color w:val="000000" w:themeColor="text1"/>
     </w:rPr>
     <w:tblPr>
@@ -6637,7 +6473,7 @@
       <w:spacing w:after="0" w:line="240" w:lineRule="auto"/>
     </w:pPr>
     <w:rPr>
-      <w:rFonts w:asciiTheme="majorHAnsi" w:eastAsiaTheme="majorEastAsia" w:hAnsiTheme="majorHAnsi" w:cstheme="majorBidi"/>
+      <w:rFonts/>
       <w:color w:val="000000" w:themeColor="text1"/>
     </w:rPr>
     <w:tblPr>
@@ -6765,7 +6601,7 @@
       <w:spacing w:after="0" w:line="240" w:lineRule="auto"/>
     </w:pPr>
     <w:rPr>
-      <w:rFonts w:asciiTheme="majorHAnsi" w:eastAsiaTheme="majorEastAsia" w:hAnsiTheme="majorHAnsi" w:cstheme="majorBidi"/>
+      <w:rFonts/>
       <w:color w:val="000000" w:themeColor="text1"/>
     </w:rPr>
     <w:tblPr>
@@ -6893,7 +6729,7 @@
       <w:spacing w:after="0" w:line="240" w:lineRule="auto"/>
     </w:pPr>
     <w:rPr>
-      <w:rFonts w:asciiTheme="majorHAnsi" w:eastAsiaTheme="majorEastAsia" w:hAnsiTheme="majorHAnsi" w:cstheme="majorBidi"/>
+      <w:rFonts/>
       <w:color w:val="000000" w:themeColor="text1"/>
     </w:rPr>
     <w:tblPr>
@@ -7021,7 +6857,7 @@
       <w:spacing w:after="0" w:line="240" w:lineRule="auto"/>
     </w:pPr>
     <w:rPr>
-      <w:rFonts w:asciiTheme="majorHAnsi" w:eastAsiaTheme="majorEastAsia" w:hAnsiTheme="majorHAnsi" w:cstheme="majorBidi"/>
+      <w:rFonts/>
       <w:color w:val="000000" w:themeColor="text1"/>
     </w:rPr>
     <w:tblPr>
@@ -7149,7 +6985,7 @@
       <w:spacing w:after="0" w:line="240" w:lineRule="auto"/>
     </w:pPr>
     <w:rPr>
-      <w:rFonts w:asciiTheme="majorHAnsi" w:eastAsiaTheme="majorEastAsia" w:hAnsiTheme="majorHAnsi" w:cstheme="majorBidi"/>
+      <w:rFonts/>
       <w:color w:val="000000" w:themeColor="text1"/>
     </w:rPr>
     <w:tblPr>
@@ -7277,7 +7113,7 @@
       <w:spacing w:after="0" w:line="240" w:lineRule="auto"/>
     </w:pPr>
     <w:rPr>
-      <w:rFonts w:asciiTheme="majorHAnsi" w:eastAsiaTheme="majorEastAsia" w:hAnsiTheme="majorHAnsi" w:cstheme="majorBidi"/>
+      <w:rFonts/>
       <w:color w:val="000000" w:themeColor="text1"/>
     </w:rPr>
     <w:tblPr>
@@ -7916,7 +7752,7 @@
       <w:spacing w:after="0" w:line="240" w:lineRule="auto"/>
     </w:pPr>
     <w:rPr>
-      <w:rFonts w:asciiTheme="majorHAnsi" w:eastAsiaTheme="majorEastAsia" w:hAnsiTheme="majorHAnsi" w:cstheme="majorBidi"/>
+      <w:rFonts/>
       <w:color w:val="000000" w:themeColor="text1"/>
     </w:rPr>
     <w:tblPr>
@@ -8041,7 +7877,7 @@
       <w:spacing w:after="0" w:line="240" w:lineRule="auto"/>
     </w:pPr>
     <w:rPr>
-      <w:rFonts w:asciiTheme="majorHAnsi" w:eastAsiaTheme="majorEastAsia" w:hAnsiTheme="majorHAnsi" w:cstheme="majorBidi"/>
+      <w:rFonts/>
       <w:color w:val="000000" w:themeColor="text1"/>
     </w:rPr>
     <w:tblPr>
@@ -8166,7 +8002,7 @@
       <w:spacing w:after="0" w:line="240" w:lineRule="auto"/>
     </w:pPr>
     <w:rPr>
-      <w:rFonts w:asciiTheme="majorHAnsi" w:eastAsiaTheme="majorEastAsia" w:hAnsiTheme="majorHAnsi" w:cstheme="majorBidi"/>
+      <w:rFonts/>
       <w:color w:val="000000" w:themeColor="text1"/>
     </w:rPr>
     <w:tblPr>
@@ -8291,7 +8127,7 @@
       <w:spacing w:after="0" w:line="240" w:lineRule="auto"/>
     </w:pPr>
     <w:rPr>
-      <w:rFonts w:asciiTheme="majorHAnsi" w:eastAsiaTheme="majorEastAsia" w:hAnsiTheme="majorHAnsi" w:cstheme="majorBidi"/>
+      <w:rFonts/>
       <w:color w:val="000000" w:themeColor="text1"/>
     </w:rPr>
     <w:tblPr>
@@ -8416,7 +8252,7 @@
       <w:spacing w:after="0" w:line="240" w:lineRule="auto"/>
     </w:pPr>
     <w:rPr>
-      <w:rFonts w:asciiTheme="majorHAnsi" w:eastAsiaTheme="majorEastAsia" w:hAnsiTheme="majorHAnsi" w:cstheme="majorBidi"/>
+      <w:rFonts/>
       <w:color w:val="000000" w:themeColor="text1"/>
     </w:rPr>
     <w:tblPr>
@@ -8541,7 +8377,7 @@
       <w:spacing w:after="0" w:line="240" w:lineRule="auto"/>
     </w:pPr>
     <w:rPr>
-      <w:rFonts w:asciiTheme="majorHAnsi" w:eastAsiaTheme="majorEastAsia" w:hAnsiTheme="majorHAnsi" w:cstheme="majorBidi"/>
+      <w:rFonts/>
       <w:color w:val="000000" w:themeColor="text1"/>
     </w:rPr>
     <w:tblPr>
@@ -8666,7 +8502,7 @@
       <w:spacing w:after="0" w:line="240" w:lineRule="auto"/>
     </w:pPr>
     <w:rPr>
-      <w:rFonts w:asciiTheme="majorHAnsi" w:eastAsiaTheme="majorEastAsia" w:hAnsiTheme="majorHAnsi" w:cstheme="majorBidi"/>
+      <w:rFonts/>
       <w:color w:val="000000" w:themeColor="text1"/>
     </w:rPr>
     <w:tblPr>
